--- a/IngSoftware/propuesta/CasosDeUso/Productos/7-Gestionar Producto - Copy.docx
+++ b/IngSoftware/propuesta/CasosDeUso/Productos/7-Gestionar Producto - Copy.docx
@@ -533,7 +533,13 @@
         <w:t>, Cantidad</w:t>
       </w:r>
       <w:r>
-        <w:t>, Categoría, Unidad, e indica si la unidad debe ser tratada como enter</w:t>
+        <w:t xml:space="preserve">, Categoría, Unidad, e indica si la </w:t>
+      </w:r>
+      <w:r>
+        <w:t>cantidad</w:t>
+      </w:r>
+      <w:r>
+        <w:t xml:space="preserve"> debe ser tratada como enter</w:t>
       </w:r>
       <w:r>
         <w:t>o</w:t>
@@ -708,10 +714,10 @@
         <w:t>Cantidad</w:t>
       </w:r>
       <w:r>
-        <w:t>, Categoría de Producto y/o Unidad</w:t>
-      </w:r>
-      <w:r>
-        <w:t xml:space="preserve"> y Estado</w:t>
+        <w:t xml:space="preserve">, Categoría de Producto y/o </w:t>
+      </w:r>
+      <w:r>
+        <w:t>Estado</w:t>
       </w:r>
       <w:r>
         <w:t>.</w:t>
@@ -934,15 +940,6 @@
         <w:t>3</w:t>
       </w:r>
       <w:r>
-        <w:t xml:space="preserve">a, </w:t>
-      </w:r>
-      <w:r>
-        <w:t>1</w:t>
-      </w:r>
-      <w:r>
-        <w:t>1</w:t>
-      </w:r>
-      <w:r>
         <w:t>a</w:t>
       </w:r>
       <w:r>
@@ -994,12 +991,6 @@
     <w:p>
       <w:r>
         <w:t>6</w:t>
-      </w:r>
-      <w:r>
-        <w:t xml:space="preserve">a, </w:t>
-      </w:r>
-      <w:r>
-        <w:t>14</w:t>
       </w:r>
       <w:r>
         <w:t>a</w:t>
@@ -1748,7 +1739,7 @@
         <w:tc>
           <w:tcPr>
             <w:cnfStyle w:val="001000000000" w:firstRow="0" w:lastRow="0" w:firstColumn="1" w:lastColumn="0" w:oddVBand="0" w:evenVBand="0" w:oddHBand="0" w:evenHBand="0" w:firstRowFirstColumn="0" w:firstRowLastColumn="0" w:lastRowFirstColumn="0" w:lastRowLastColumn="0"/>
-            <w:tcW w:w="1255" w:type="dxa"/>
+            <w:tcW w:w="1248" w:type="dxa"/>
           </w:tcPr>
           <w:p>
             <w:pPr>
@@ -1768,7 +1759,7 @@
         </w:tc>
         <w:tc>
           <w:tcPr>
-            <w:tcW w:w="1170" w:type="dxa"/>
+            <w:tcW w:w="1277" w:type="dxa"/>
           </w:tcPr>
           <w:p>
             <w:pPr>
@@ -1789,7 +1780,7 @@
         </w:tc>
         <w:tc>
           <w:tcPr>
-            <w:tcW w:w="4700" w:type="dxa"/>
+            <w:tcW w:w="4648" w:type="dxa"/>
           </w:tcPr>
           <w:p>
             <w:pPr>
@@ -1810,7 +1801,7 @@
         </w:tc>
         <w:tc>
           <w:tcPr>
-            <w:tcW w:w="2225" w:type="dxa"/>
+            <w:tcW w:w="2177" w:type="dxa"/>
           </w:tcPr>
           <w:p>
             <w:pPr>
@@ -1837,7 +1828,7 @@
         <w:tc>
           <w:tcPr>
             <w:cnfStyle w:val="001000000000" w:firstRow="0" w:lastRow="0" w:firstColumn="1" w:lastColumn="0" w:oddVBand="0" w:evenVBand="0" w:oddHBand="0" w:evenHBand="0" w:firstRowFirstColumn="0" w:firstRowLastColumn="0" w:lastRowFirstColumn="0" w:lastRowLastColumn="0"/>
-            <w:tcW w:w="1255" w:type="dxa"/>
+            <w:tcW w:w="1248" w:type="dxa"/>
           </w:tcPr>
           <w:p>
             <w:r>
@@ -1847,7 +1838,7 @@
         </w:tc>
         <w:tc>
           <w:tcPr>
-            <w:tcW w:w="1170" w:type="dxa"/>
+            <w:tcW w:w="1277" w:type="dxa"/>
           </w:tcPr>
           <w:p>
             <w:pPr>
@@ -1860,7 +1851,7 @@
         </w:tc>
         <w:tc>
           <w:tcPr>
-            <w:tcW w:w="4700" w:type="dxa"/>
+            <w:tcW w:w="4648" w:type="dxa"/>
           </w:tcPr>
           <w:p>
             <w:pPr>
@@ -1876,7 +1867,7 @@
         </w:tc>
         <w:tc>
           <w:tcPr>
-            <w:tcW w:w="2225" w:type="dxa"/>
+            <w:tcW w:w="2177" w:type="dxa"/>
           </w:tcPr>
           <w:p>
             <w:pPr>
@@ -1895,7 +1886,7 @@
         <w:tc>
           <w:tcPr>
             <w:cnfStyle w:val="001000000000" w:firstRow="0" w:lastRow="0" w:firstColumn="1" w:lastColumn="0" w:oddVBand="0" w:evenVBand="0" w:oddHBand="0" w:evenHBand="0" w:firstRowFirstColumn="0" w:firstRowLastColumn="0" w:lastRowFirstColumn="0" w:lastRowLastColumn="0"/>
-            <w:tcW w:w="1255" w:type="dxa"/>
+            <w:tcW w:w="1248" w:type="dxa"/>
           </w:tcPr>
           <w:p>
             <w:r>
@@ -1905,7 +1896,7 @@
         </w:tc>
         <w:tc>
           <w:tcPr>
-            <w:tcW w:w="1170" w:type="dxa"/>
+            <w:tcW w:w="1277" w:type="dxa"/>
           </w:tcPr>
           <w:p>
             <w:pPr>
@@ -1918,7 +1909,7 @@
         </w:tc>
         <w:tc>
           <w:tcPr>
-            <w:tcW w:w="4700" w:type="dxa"/>
+            <w:tcW w:w="4648" w:type="dxa"/>
           </w:tcPr>
           <w:p>
             <w:pPr>
@@ -2023,7 +2014,7 @@
         </w:tc>
         <w:tc>
           <w:tcPr>
-            <w:tcW w:w="2225" w:type="dxa"/>
+            <w:tcW w:w="2177" w:type="dxa"/>
           </w:tcPr>
           <w:p>
             <w:pPr>
@@ -2045,7 +2036,7 @@
         <w:tc>
           <w:tcPr>
             <w:cnfStyle w:val="001000000000" w:firstRow="0" w:lastRow="0" w:firstColumn="1" w:lastColumn="0" w:oddVBand="0" w:evenVBand="0" w:oddHBand="0" w:evenHBand="0" w:firstRowFirstColumn="0" w:firstRowLastColumn="0" w:lastRowFirstColumn="0" w:lastRowLastColumn="0"/>
-            <w:tcW w:w="1255" w:type="dxa"/>
+            <w:tcW w:w="1248" w:type="dxa"/>
           </w:tcPr>
           <w:p>
             <w:r>
@@ -2055,7 +2046,7 @@
         </w:tc>
         <w:tc>
           <w:tcPr>
-            <w:tcW w:w="1170" w:type="dxa"/>
+            <w:tcW w:w="1277" w:type="dxa"/>
           </w:tcPr>
           <w:p>
             <w:pPr>
@@ -2068,7 +2059,7 @@
         </w:tc>
         <w:tc>
           <w:tcPr>
-            <w:tcW w:w="4700" w:type="dxa"/>
+            <w:tcW w:w="4648" w:type="dxa"/>
           </w:tcPr>
           <w:p>
             <w:pPr>
@@ -2106,7 +2097,7 @@
         </w:tc>
         <w:tc>
           <w:tcPr>
-            <w:tcW w:w="2225" w:type="dxa"/>
+            <w:tcW w:w="2177" w:type="dxa"/>
           </w:tcPr>
           <w:p>
             <w:pPr>
@@ -2115,6 +2106,97 @@
             <w:r>
               <w:t>Elías Rojas</w:t>
             </w:r>
+          </w:p>
+        </w:tc>
+      </w:tr>
+      <w:tr>
+        <w:tc>
+          <w:tcPr>
+            <w:cnfStyle w:val="001000000000" w:firstRow="0" w:lastRow="0" w:firstColumn="1" w:lastColumn="0" w:oddVBand="0" w:evenVBand="0" w:oddHBand="0" w:evenHBand="0" w:firstRowFirstColumn="0" w:firstRowLastColumn="0" w:lastRowFirstColumn="0" w:lastRowLastColumn="0"/>
+            <w:tcW w:w="1248" w:type="dxa"/>
+          </w:tcPr>
+          <w:p>
+            <w:r>
+              <w:t>0.0.4</w:t>
+            </w:r>
+          </w:p>
+        </w:tc>
+        <w:tc>
+          <w:tcPr>
+            <w:tcW w:w="1277" w:type="dxa"/>
+          </w:tcPr>
+          <w:p>
+            <w:pPr>
+              <w:cnfStyle w:val="000000000000" w:firstRow="0" w:lastRow="0" w:firstColumn="0" w:lastColumn="0" w:oddVBand="0" w:evenVBand="0" w:oddHBand="0" w:evenHBand="0" w:firstRowFirstColumn="0" w:firstRowLastColumn="0" w:lastRowFirstColumn="0" w:lastRowLastColumn="0"/>
+            </w:pPr>
+            <w:r>
+              <w:t>20/9/2026</w:t>
+            </w:r>
+          </w:p>
+        </w:tc>
+        <w:tc>
+          <w:tcPr>
+            <w:tcW w:w="4648" w:type="dxa"/>
+          </w:tcPr>
+          <w:p>
+            <w:pPr>
+              <w:cnfStyle w:val="000000000000" w:firstRow="0" w:lastRow="0" w:firstColumn="0" w:lastColumn="0" w:oddVBand="0" w:evenVBand="0" w:oddHBand="0" w:evenHBand="0" w:firstRowFirstColumn="0" w:firstRowLastColumn="0" w:lastRowFirstColumn="0" w:lastRowLastColumn="0"/>
+            </w:pPr>
+            <w:r>
+              <w:t>Correcciones</w:t>
+            </w:r>
+            <w:r>
+              <w:t>:</w:t>
+            </w:r>
+          </w:p>
+          <w:p>
+            <w:pPr>
+              <w:pStyle w:val="ListParagraph"/>
+              <w:numPr>
+                <w:ilvl w:val="0"/>
+                <w:numId w:val="34"/>
+              </w:numPr>
+              <w:cnfStyle w:val="000000000000" w:firstRow="0" w:lastRow="0" w:firstColumn="0" w:lastColumn="0" w:oddVBand="0" w:evenVBand="0" w:oddHBand="0" w:evenHBand="0" w:firstRowFirstColumn="0" w:firstRowLastColumn="0" w:lastRowFirstColumn="0" w:lastRowLastColumn="0"/>
+            </w:pPr>
+            <w:r>
+              <w:t>Correcciones menores.</w:t>
+            </w:r>
+          </w:p>
+          <w:p>
+            <w:pPr>
+              <w:pStyle w:val="ListParagraph"/>
+              <w:numPr>
+                <w:ilvl w:val="0"/>
+                <w:numId w:val="34"/>
+              </w:numPr>
+              <w:cnfStyle w:val="000000000000" w:firstRow="0" w:lastRow="0" w:firstColumn="0" w:lastColumn="0" w:oddVBand="0" w:evenVBand="0" w:oddHBand="0" w:evenHBand="0" w:firstRowFirstColumn="0" w:firstRowLastColumn="0" w:lastRowFirstColumn="0" w:lastRowLastColumn="0"/>
+            </w:pPr>
+            <w:r>
+              <w:t>Se quita la posibilidad de modificación de la unidad.</w:t>
+            </w:r>
+          </w:p>
+          <w:p>
+            <w:pPr>
+              <w:pStyle w:val="ListParagraph"/>
+              <w:numPr>
+                <w:ilvl w:val="0"/>
+                <w:numId w:val="34"/>
+              </w:numPr>
+              <w:cnfStyle w:val="000000000000" w:firstRow="0" w:lastRow="0" w:firstColumn="0" w:lastColumn="0" w:oddVBand="0" w:evenVBand="0" w:oddHBand="0" w:evenHBand="0" w:firstRowFirstColumn="0" w:firstRowLastColumn="0" w:lastRowFirstColumn="0" w:lastRowLastColumn="0"/>
+            </w:pPr>
+            <w:r>
+              <w:t>Se quita el escenario alternativo de revisar el nombre del producto en la modificación, ya que no se permite esto durante esta operación.</w:t>
+            </w:r>
+          </w:p>
+        </w:tc>
+        <w:tc>
+          <w:tcPr>
+            <w:tcW w:w="2177" w:type="dxa"/>
+          </w:tcPr>
+          <w:p>
+            <w:pPr>
+              <w:cnfStyle w:val="000000000000" w:firstRow="0" w:lastRow="0" w:firstColumn="0" w:lastColumn="0" w:oddVBand="0" w:evenVBand="0" w:oddHBand="0" w:evenHBand="0" w:firstRowFirstColumn="0" w:firstRowLastColumn="0" w:lastRowFirstColumn="0" w:lastRowLastColumn="0"/>
+            </w:pPr>
           </w:p>
         </w:tc>
       </w:tr>
@@ -2205,7 +2287,7 @@
       <w:t>Versión: 0.0.</w:t>
     </w:r>
     <w:r>
-      <w:t>3</w:t>
+      <w:t>4</w:t>
     </w:r>
   </w:p>
 </w:hdr>

--- a/IngSoftware/propuesta/CasosDeUso/Productos/7-Gestionar Producto - Copy.docx
+++ b/IngSoftware/propuesta/CasosDeUso/Productos/7-Gestionar Producto - Copy.docx
@@ -721,6 +721,9 @@
       </w:r>
       <w:r>
         <w:t>.</w:t>
+      </w:r>
+      <w:r>
+        <w:t xml:space="preserve"> El Sistema también muestra la Unidad y el Nombre pero estos no son modificables.</w:t>
       </w:r>
     </w:p>
     <w:p>

--- a/IngSoftware/propuesta/CasosDeUso/Productos/7-Gestionar Producto - Copy.docx
+++ b/IngSoftware/propuesta/CasosDeUso/Productos/7-Gestionar Producto - Copy.docx
@@ -533,16 +533,7 @@
         <w:t>, Cantidad</w:t>
       </w:r>
       <w:r>
-        <w:t xml:space="preserve">, Categoría, Unidad, e indica si la </w:t>
-      </w:r>
-      <w:r>
-        <w:t>cantidad</w:t>
-      </w:r>
-      <w:r>
-        <w:t xml:space="preserve"> debe ser tratada como enter</w:t>
-      </w:r>
-      <w:r>
-        <w:t>o</w:t>
+        <w:t>, Categoría, Unidad</w:t>
       </w:r>
       <w:r>
         <w:t>.</w:t>
@@ -2189,6 +2180,19 @@
             </w:pPr>
             <w:r>
               <w:t>Se quita el escenario alternativo de revisar el nombre del producto en la modificación, ya que no se permite esto durante esta operación.</w:t>
+            </w:r>
+          </w:p>
+          <w:p>
+            <w:pPr>
+              <w:pStyle w:val="ListParagraph"/>
+              <w:numPr>
+                <w:ilvl w:val="0"/>
+                <w:numId w:val="34"/>
+              </w:numPr>
+              <w:cnfStyle w:val="000000000000" w:firstRow="0" w:lastRow="0" w:firstColumn="0" w:lastColumn="0" w:oddVBand="0" w:evenVBand="0" w:oddHBand="0" w:evenHBand="0" w:firstRowFirstColumn="0" w:firstRowLastColumn="0" w:lastRowFirstColumn="0" w:lastRowLastColumn="0"/>
+            </w:pPr>
+            <w:r>
+              <w:t>El hecho de que la Unidad sea o no tratada como entero va a depender de como se realizo el alta de la misma. Es decir, se deja esta logia a otra entidad.</w:t>
             </w:r>
           </w:p>
         </w:tc>

--- a/IngSoftware/propuesta/CasosDeUso/Productos/7-Gestionar Producto - Copy.docx
+++ b/IngSoftware/propuesta/CasosDeUso/Productos/7-Gestionar Producto - Copy.docx
@@ -714,7 +714,15 @@
         <w:t>.</w:t>
       </w:r>
       <w:r>
-        <w:t xml:space="preserve"> El Sistema también muestra la Unidad y el Nombre pero estos no son modificables.</w:t>
+        <w:t xml:space="preserve"> El Sistema también muestra la Unidad y el </w:t>
+      </w:r>
+      <w:proofErr w:type="gramStart"/>
+      <w:r>
+        <w:t>Nombre</w:t>
+      </w:r>
+      <w:proofErr w:type="gramEnd"/>
+      <w:r>
+        <w:t xml:space="preserve"> pero estos no son modificables.</w:t>
       </w:r>
     </w:p>
     <w:p>
@@ -934,7 +942,7 @@
         <w:t>3</w:t>
       </w:r>
       <w:r>
-        <w:t>a</w:t>
+        <w:t>b</w:t>
       </w:r>
       <w:r>
         <w:t>. No existen Unidades cargadas en el sistema.</w:t>
@@ -1191,13 +1199,16 @@
         <w:t>6</w:t>
       </w:r>
       <w:r>
-        <w:t xml:space="preserve">c, </w:t>
+        <w:t>d</w:t>
+      </w:r>
+      <w:r>
+        <w:t xml:space="preserve">, </w:t>
       </w:r>
       <w:r>
         <w:t>14</w:t>
       </w:r>
       <w:r>
-        <w:t>c</w:t>
+        <w:t>d</w:t>
       </w:r>
       <w:r>
         <w:t>. La Descripción</w:t>
@@ -1254,13 +1265,16 @@
         <w:t>6</w:t>
       </w:r>
       <w:r>
-        <w:t xml:space="preserve">d, </w:t>
+        <w:t>e</w:t>
+      </w:r>
+      <w:r>
+        <w:t xml:space="preserve">, </w:t>
       </w:r>
       <w:r>
         <w:t>14</w:t>
       </w:r>
       <w:r>
-        <w:t>d</w:t>
+        <w:t>e</w:t>
       </w:r>
       <w:r>
         <w:t>. La Categoría ingresada no es válida.</w:t>
@@ -1319,13 +1333,19 @@
         <w:t>6</w:t>
       </w:r>
       <w:r>
-        <w:t xml:space="preserve">e, </w:t>
+        <w:t>f</w:t>
+      </w:r>
+      <w:r>
+        <w:t xml:space="preserve">, </w:t>
       </w:r>
       <w:r>
         <w:t>14</w:t>
       </w:r>
       <w:r>
-        <w:t>e. La Unidad ingresada no es válida.</w:t>
+        <w:t>f</w:t>
+      </w:r>
+      <w:r>
+        <w:t>. La Unidad ingresada no es válida.</w:t>
       </w:r>
     </w:p>
     <w:p>
@@ -1378,7 +1398,7 @@
         <w:t>4</w:t>
       </w:r>
       <w:r>
-        <w:t>f</w:t>
+        <w:t>g</w:t>
       </w:r>
       <w:r>
         <w:t xml:space="preserve">. El Administrador de Producto </w:t>
@@ -1721,10 +1741,10 @@
         <w:tblLook w:val="04A0" w:firstRow="1" w:lastRow="0" w:firstColumn="1" w:lastColumn="0" w:noHBand="0" w:noVBand="1"/>
       </w:tblPr>
       <w:tblGrid>
-        <w:gridCol w:w="1248"/>
-        <w:gridCol w:w="1277"/>
-        <w:gridCol w:w="4648"/>
-        <w:gridCol w:w="2177"/>
+        <w:gridCol w:w="1240"/>
+        <w:gridCol w:w="1405"/>
+        <w:gridCol w:w="4586"/>
+        <w:gridCol w:w="2119"/>
       </w:tblGrid>
       <w:tr>
         <w:trPr>
@@ -2192,7 +2212,23 @@
               <w:cnfStyle w:val="000000000000" w:firstRow="0" w:lastRow="0" w:firstColumn="0" w:lastColumn="0" w:oddVBand="0" w:evenVBand="0" w:oddHBand="0" w:evenHBand="0" w:firstRowFirstColumn="0" w:firstRowLastColumn="0" w:lastRowFirstColumn="0" w:lastRowLastColumn="0"/>
             </w:pPr>
             <w:r>
-              <w:t>El hecho de que la Unidad sea o no tratada como entero va a depender de como se realizo el alta de la misma. Es decir, se deja esta logia a otra entidad.</w:t>
+              <w:t xml:space="preserve">El hecho de que la Unidad sea o no tratada como entero va a depender de </w:t>
+            </w:r>
+            <w:proofErr w:type="spellStart"/>
+            <w:r>
+              <w:t>como</w:t>
+            </w:r>
+            <w:proofErr w:type="spellEnd"/>
+            <w:r>
+              <w:t xml:space="preserve"> se </w:t>
+            </w:r>
+            <w:proofErr w:type="spellStart"/>
+            <w:r>
+              <w:t>realizo</w:t>
+            </w:r>
+            <w:proofErr w:type="spellEnd"/>
+            <w:r>
+              <w:t xml:space="preserve"> el alta de la misma. Es decir, se deja esta logia a otra entidad.</w:t>
             </w:r>
           </w:p>
         </w:tc>
@@ -2203,6 +2239,58 @@
           <w:p>
             <w:pPr>
               <w:cnfStyle w:val="000000000000" w:firstRow="0" w:lastRow="0" w:firstColumn="0" w:lastColumn="0" w:oddVBand="0" w:evenVBand="0" w:oddHBand="0" w:evenHBand="0" w:firstRowFirstColumn="0" w:firstRowLastColumn="0" w:lastRowFirstColumn="0" w:lastRowLastColumn="0"/>
+            </w:pPr>
+          </w:p>
+        </w:tc>
+      </w:tr>
+      <w:tr>
+        <w:trPr>
+          <w:cnfStyle w:val="000000100000" w:firstRow="0" w:lastRow="0" w:firstColumn="0" w:lastColumn="0" w:oddVBand="0" w:evenVBand="0" w:oddHBand="1" w:evenHBand="0" w:firstRowFirstColumn="0" w:firstRowLastColumn="0" w:lastRowFirstColumn="0" w:lastRowLastColumn="0"/>
+        </w:trPr>
+        <w:tc>
+          <w:tcPr>
+            <w:cnfStyle w:val="001000000000" w:firstRow="0" w:lastRow="0" w:firstColumn="1" w:lastColumn="0" w:oddVBand="0" w:evenVBand="0" w:oddHBand="0" w:evenHBand="0" w:firstRowFirstColumn="0" w:firstRowLastColumn="0" w:lastRowFirstColumn="0" w:lastRowLastColumn="0"/>
+            <w:tcW w:w="1248" w:type="dxa"/>
+          </w:tcPr>
+          <w:p>
+            <w:r>
+              <w:t>0.0.5</w:t>
+            </w:r>
+          </w:p>
+        </w:tc>
+        <w:tc>
+          <w:tcPr>
+            <w:tcW w:w="1277" w:type="dxa"/>
+          </w:tcPr>
+          <w:p>
+            <w:pPr>
+              <w:cnfStyle w:val="000000100000" w:firstRow="0" w:lastRow="0" w:firstColumn="0" w:lastColumn="0" w:oddVBand="0" w:evenVBand="0" w:oddHBand="1" w:evenHBand="0" w:firstRowFirstColumn="0" w:firstRowLastColumn="0" w:lastRowFirstColumn="0" w:lastRowLastColumn="0"/>
+            </w:pPr>
+            <w:r>
+              <w:t>17/10/2026</w:t>
+            </w:r>
+          </w:p>
+        </w:tc>
+        <w:tc>
+          <w:tcPr>
+            <w:tcW w:w="4648" w:type="dxa"/>
+          </w:tcPr>
+          <w:p>
+            <w:pPr>
+              <w:cnfStyle w:val="000000100000" w:firstRow="0" w:lastRow="0" w:firstColumn="0" w:lastColumn="0" w:oddVBand="0" w:evenVBand="0" w:oddHBand="1" w:evenHBand="0" w:firstRowFirstColumn="0" w:firstRowLastColumn="0" w:lastRowFirstColumn="0" w:lastRowLastColumn="0"/>
+            </w:pPr>
+            <w:r>
+              <w:t>Numeración de escenarios alternativos corregida.</w:t>
+            </w:r>
+          </w:p>
+        </w:tc>
+        <w:tc>
+          <w:tcPr>
+            <w:tcW w:w="2177" w:type="dxa"/>
+          </w:tcPr>
+          <w:p>
+            <w:pPr>
+              <w:cnfStyle w:val="000000100000" w:firstRow="0" w:lastRow="0" w:firstColumn="0" w:lastColumn="0" w:oddVBand="0" w:evenVBand="0" w:oddHBand="1" w:evenHBand="0" w:firstRowFirstColumn="0" w:firstRowLastColumn="0" w:lastRowFirstColumn="0" w:lastRowLastColumn="0"/>
             </w:pPr>
           </w:p>
         </w:tc>
@@ -2294,7 +2382,7 @@
       <w:t>Versión: 0.0.</w:t>
     </w:r>
     <w:r>
-      <w:t>4</w:t>
+      <w:t>5</w:t>
     </w:r>
   </w:p>
 </w:hdr>

--- a/IngSoftware/propuesta/CasosDeUso/Productos/7-Gestionar Producto - Copy.docx
+++ b/IngSoftware/propuesta/CasosDeUso/Productos/7-Gestionar Producto - Copy.docx
@@ -716,11 +716,9 @@
       <w:r>
         <w:t xml:space="preserve"> El Sistema también muestra la Unidad y el </w:t>
       </w:r>
-      <w:proofErr w:type="gramStart"/>
-      <w:r>
-        <w:t>Nombre</w:t>
-      </w:r>
-      <w:proofErr w:type="gramEnd"/>
+      <w:r>
+        <w:t>Nombre,</w:t>
+      </w:r>
       <w:r>
         <w:t xml:space="preserve"> pero estos no son modificables.</w:t>
       </w:r>
